--- a/cookbook/wis2-cookbook-DRAFT.docx
+++ b/cookbook/wis2-cookbook-DRAFT.docx
@@ -21,7 +21,7 @@
         <w:pStyle w:val="Date"/>
       </w:pPr>
       <w:r>
-        <w:t xml:space="preserve">2026-02-03</w:t>
+        <w:t xml:space="preserve">2026-03-13</w:t>
       </w:r>
     </w:p>
     <w:p>
@@ -74,7 +74,7 @@
               <w:jc w:val="left"/>
             </w:pPr>
             <w:r>
-              <w:t xml:space="preserve">Date: 2026-02-03</w:t>
+              <w:t xml:space="preserve">Date: 2026-03-13</w:t>
             </w:r>
           </w:p>
         </w:tc>
@@ -102,6 +102,30 @@
             <w:r>
               <w:t xml:space="preserve">Document status: DRAFT</w:t>
             </w:r>
+          </w:p>
+        </w:tc>
+      </w:tr>
+      <w:tr>
+        <w:tc>
+          <w:tcPr/>
+          <w:p>
+            <w:pPr>
+              <w:jc w:val="left"/>
+            </w:pPr>
+            <w:r>
+              <w:t xml:space="preserve">Revision history: see</w:t>
+            </w:r>
+            <w:r>
+              <w:t xml:space="preserve"> </w:t>
+            </w:r>
+            <w:hyperlink w:anchor="X7704236ba72ed8cc2b9a9e238d27c640b9b6528">
+              <w:r>
+                <w:rPr>
+                  <w:rStyle w:val="Hyperlink"/>
+                </w:rPr>
+                <w:t xml:space="preserve">Annex A</w:t>
+              </w:r>
+            </w:hyperlink>
           </w:p>
         </w:tc>
       </w:tr>
@@ -16095,6 +16119,153 @@
     <w:bookmarkEnd w:id="142"/>
     <w:bookmarkEnd w:id="143"/>
     <w:bookmarkEnd w:id="144"/>
+    <w:bookmarkStart w:id="145" w:name="X7704236ba72ed8cc2b9a9e238d27c640b9b6528"/>
+    <w:p>
+      <w:pPr>
+        <w:pStyle w:val="Heading1"/>
+      </w:pPr>
+      <w:r>
+        <w:t xml:space="preserve">Revision History</w:t>
+      </w:r>
+    </w:p>
+    <w:tbl>
+      <w:tblPr>
+        <w:tblStyle w:val="Table"/>
+        <w:tblW w:type="pct" w:w="5000"/>
+        <w:tblLook w:firstRow="1" w:lastRow="0" w:firstColumn="0" w:lastColumn="0" w:noHBand="0" w:noVBand="0" w:val="0020"/>
+        <w:jc w:val="start"/>
+      </w:tblPr>
+      <w:tblGrid>
+        <w:gridCol w:w="950"/>
+        <w:gridCol w:w="1425"/>
+        <w:gridCol w:w="950"/>
+        <w:gridCol w:w="950"/>
+        <w:gridCol w:w="3643"/>
+      </w:tblGrid>
+      <w:tr>
+        <w:trPr>
+          <w:tblHeader w:val="true"/>
+        </w:trPr>
+        <w:tc>
+          <w:tcPr/>
+          <w:p>
+            <w:pPr>
+              <w:pStyle w:val="Compact"/>
+              <w:jc w:val="left"/>
+            </w:pPr>
+            <w:r>
+              <w:t xml:space="preserve">Date</w:t>
+            </w:r>
+          </w:p>
+        </w:tc>
+        <w:tc>
+          <w:tcPr/>
+          <w:p>
+            <w:pPr>
+              <w:pStyle w:val="Compact"/>
+              <w:jc w:val="left"/>
+            </w:pPr>
+            <w:r>
+              <w:t xml:space="preserve">Release</w:t>
+            </w:r>
+          </w:p>
+        </w:tc>
+        <w:tc>
+          <w:tcPr/>
+          <w:p>
+            <w:pPr>
+              <w:pStyle w:val="Compact"/>
+              <w:jc w:val="left"/>
+            </w:pPr>
+            <w:r>
+              <w:t xml:space="preserve">Proposed by</w:t>
+            </w:r>
+          </w:p>
+        </w:tc>
+        <w:tc>
+          <w:tcPr/>
+          <w:p>
+            <w:pPr>
+              <w:pStyle w:val="Compact"/>
+              <w:jc w:val="left"/>
+            </w:pPr>
+            <w:r>
+              <w:t xml:space="preserve">Primary clauses modified</w:t>
+            </w:r>
+          </w:p>
+        </w:tc>
+        <w:tc>
+          <w:tcPr/>
+          <w:p>
+            <w:pPr>
+              <w:pStyle w:val="Compact"/>
+              <w:jc w:val="left"/>
+            </w:pPr>
+            <w:r>
+              <w:t xml:space="preserve">Approved by</w:t>
+            </w:r>
+          </w:p>
+        </w:tc>
+      </w:tr>
+      <w:tr>
+        <w:tc>
+          <w:tcPr/>
+          <w:p>
+            <w:pPr>
+              <w:jc w:val="left"/>
+            </w:pPr>
+            <w:r>
+              <w:t xml:space="preserve">December 2025</w:t>
+            </w:r>
+          </w:p>
+        </w:tc>
+        <w:tc>
+          <w:tcPr/>
+          <w:p>
+            <w:pPr>
+              <w:jc w:val="left"/>
+            </w:pPr>
+            <w:r>
+              <w:t xml:space="preserve">1.0.0</w:t>
+            </w:r>
+          </w:p>
+        </w:tc>
+        <w:tc>
+          <w:tcPr/>
+          <w:p>
+            <w:pPr>
+              <w:jc w:val="left"/>
+            </w:pPr>
+            <w:r>
+              <w:t xml:space="preserve">SC-IMT</w:t>
+            </w:r>
+          </w:p>
+        </w:tc>
+        <w:tc>
+          <w:tcPr/>
+          <w:p>
+            <w:pPr>
+              <w:jc w:val="left"/>
+            </w:pPr>
+            <w:r>
+              <w:t xml:space="preserve">Initial approval for publication</w:t>
+            </w:r>
+          </w:p>
+        </w:tc>
+        <w:tc>
+          <w:tcPr/>
+          <w:p>
+            <w:pPr>
+              <w:jc w:val="left"/>
+            </w:pPr>
+            <w:r>
+              <w:t xml:space="preserve">SC-IMT</w:t>
+            </w:r>
+          </w:p>
+        </w:tc>
+      </w:tr>
+    </w:tbl>
+    <w:bookmarkEnd w:id="145"/>
     <w:sectPr/>
   </w:body>
 </w:document>

--- a/cookbook/wis2-cookbook-DRAFT.docx
+++ b/cookbook/wis2-cookbook-DRAFT.docx
@@ -21,7 +21,7 @@
         <w:pStyle w:val="Date"/>
       </w:pPr>
       <w:r>
-        <w:t xml:space="preserve">2026-03-13</w:t>
+        <w:t xml:space="preserve">2026-03-24</w:t>
       </w:r>
     </w:p>
     <w:p>
@@ -74,7 +74,7 @@
               <w:jc w:val="left"/>
             </w:pPr>
             <w:r>
-              <w:t xml:space="preserve">Date: 2026-03-13</w:t>
+              <w:t xml:space="preserve">Date: 2026-03-24</w:t>
             </w:r>
           </w:p>
         </w:tc>
@@ -9139,7 +9139,7 @@
         <w:rPr>
           <w:rStyle w:val="DataTypeTok"/>
         </w:rPr>
-        <w:t xml:space="preserve">"properties"</w:t>
+        <w:t xml:space="preserve">"filters"</w:t>
       </w:r>
       <w:r>
         <w:rPr>
@@ -9714,7 +9714,7 @@
         <w:rPr>
           <w:rStyle w:val="DataTypeTok"/>
         </w:rPr>
-        <w:t xml:space="preserve">"properties"</w:t>
+        <w:t xml:space="preserve">"filters"</w:t>
       </w:r>
       <w:r>
         <w:rPr>

--- a/cookbook/wis2-cookbook-DRAFT.docx
+++ b/cookbook/wis2-cookbook-DRAFT.docx
@@ -21,7 +21,7 @@
         <w:pStyle w:val="Date"/>
       </w:pPr>
       <w:r>
-        <w:t xml:space="preserve">2026-03-24</w:t>
+        <w:t xml:space="preserve">2026-06-10</w:t>
       </w:r>
     </w:p>
     <w:p>
@@ -74,7 +74,7 @@
               <w:jc w:val="left"/>
             </w:pPr>
             <w:r>
-              <w:t xml:space="preserve">Date: 2026-03-24</w:t>
+              <w:t xml:space="preserve">Date: 2026-06-10</w:t>
             </w:r>
           </w:p>
         </w:tc>
@@ -1987,6 +1987,21 @@
           <w:rStyle w:val="OtherTok"/>
         </w:rPr>
         <w:t xml:space="preserve">]</w:t>
+      </w:r>
+      <w:r>
+        <w:br/>
+      </w:r>
+      <w:r>
+        <w:rPr>
+          <w:rStyle w:val="NormalTok"/>
+        </w:rPr>
+        <w:t xml:space="preserve">  </w:t>
+      </w:r>
+      <w:r>
+        <w:rPr>
+          <w:rStyle w:val="FunctionTok"/>
+        </w:rPr>
+        <w:t xml:space="preserve">}</w:t>
       </w:r>
       <w:r>
         <w:br/>

--- a/cookbook/wis2-cookbook-DRAFT.docx
+++ b/cookbook/wis2-cookbook-DRAFT.docx
@@ -21,7 +21,7 @@
         <w:pStyle w:val="Date"/>
       </w:pPr>
       <w:r>
-        <w:t xml:space="preserve">2026-06-10</w:t>
+        <w:t xml:space="preserve">2026-06-11</w:t>
       </w:r>
     </w:p>
     <w:p>
@@ -74,7 +74,7 @@
               <w:jc w:val="left"/>
             </w:pPr>
             <w:r>
-              <w:t xml:space="preserve">Date: 2026-06-10</w:t>
+              <w:t xml:space="preserve">Date: 2026-06-11</w:t>
             </w:r>
           </w:p>
         </w:tc>
@@ -1677,7 +1677,7 @@
     </w:p>
     <w:bookmarkEnd w:id="43"/>
     <w:bookmarkEnd w:id="44"/>
-    <w:bookmarkStart w:id="126" w:name="Xc5829fea4e901e6afa306ccbaf00b6870c57aed"/>
+    <w:bookmarkStart w:id="129" w:name="Xc5829fea4e901e6afa306ccbaf00b6870c57aed"/>
     <w:p>
       <w:pPr>
         <w:pStyle w:val="Heading1"/>
@@ -4908,7 +4908,7 @@
         <w:rPr>
           <w:rStyle w:val="StringTok"/>
         </w:rPr>
-        <w:t xml:space="preserve">"describedBy"</w:t>
+        <w:t xml:space="preserve">"describedby"</w:t>
       </w:r>
       <w:r>
         <w:rPr>
@@ -5051,7 +5051,7 @@
         <w:rPr>
           <w:rStyle w:val="VerbatimChar"/>
         </w:rPr>
-        <w:t xml:space="preserve">describedBy</w:t>
+        <w:t xml:space="preserve">describedby</w:t>
       </w:r>
       <w:r>
         <w:t xml:space="preserve"> </w:t>
@@ -5075,12 +5075,481 @@
       </w:r>
     </w:p>
     <w:bookmarkEnd w:id="71"/>
-    <w:bookmarkStart w:id="73" w:name="X2791e82ff46825f35d2306f8ccd94c8505d556a"/>
+    <w:bookmarkStart w:id="74" w:name="Xdfdc81c059df549239314ada7497ba026430c3a"/>
     <w:p>
       <w:pPr>
         <w:pStyle w:val="Heading2"/>
       </w:pPr>
       <w:r>
+        <w:t xml:space="preserve">Publishing a WMO Core Metadata Profile record referencing WIGOS stations and networks</w:t>
+      </w:r>
+    </w:p>
+    <w:p>
+      <w:pPr>
+        <w:pStyle w:val="FirstParagraph"/>
+      </w:pPr>
+      <w:r>
+        <w:t xml:space="preserve">WCMP2 allows for publication of any data (observations, forecasts, warnings, etc.) with the principle of discovery metadata. WIGOS metadata refers to station or observation metadata which is currently managed in the</w:t>
+      </w:r>
+      <w:r>
+        <w:t xml:space="preserve"> </w:t>
+      </w:r>
+      <w:hyperlink r:id="rId72">
+        <w:r>
+          <w:rPr>
+            <w:rStyle w:val="Hyperlink"/>
+          </w:rPr>
+          <w:t xml:space="preserve">OSCAR Surface</w:t>
+        </w:r>
+      </w:hyperlink>
+      <w:r>
+        <w:t xml:space="preserve"> </w:t>
+      </w:r>
+      <w:r>
+        <w:t xml:space="preserve">system.</w:t>
+      </w:r>
+    </w:p>
+    <w:p>
+      <w:pPr>
+        <w:pStyle w:val="BodyText"/>
+      </w:pPr>
+      <w:r>
+        <w:t xml:space="preserve">Given that various metadata are managed across distributed systems, WCMP2 links can be used to relate a given dataset of observations measured at a station or set of stations on OSCAR/Surface, or other/similar systems.</w:t>
+      </w:r>
+    </w:p>
+    <w:p>
+      <w:pPr>
+        <w:pStyle w:val="BodyText"/>
+      </w:pPr>
+      <w:r>
+        <w:rPr>
+          <w:bCs/>
+          <w:b/>
+        </w:rPr>
+        <w:t xml:space="preserve">Referring to a station as a WCMP2 link</w:t>
+      </w:r>
+    </w:p>
+    <w:p>
+      <w:pPr>
+        <w:pStyle w:val="SourceCode"/>
+      </w:pPr>
+      <w:r>
+        <w:rPr>
+          <w:rStyle w:val="FunctionTok"/>
+        </w:rPr>
+        <w:t xml:space="preserve">{</w:t>
+      </w:r>
+      <w:r>
+        <w:br/>
+      </w:r>
+      <w:r>
+        <w:rPr>
+          <w:rStyle w:val="NormalTok"/>
+        </w:rPr>
+        <w:t xml:space="preserve">    </w:t>
+      </w:r>
+      <w:r>
+        <w:rPr>
+          <w:rStyle w:val="DataTypeTok"/>
+        </w:rPr>
+        <w:t xml:space="preserve">"rel"</w:t>
+      </w:r>
+      <w:r>
+        <w:rPr>
+          <w:rStyle w:val="FunctionTok"/>
+        </w:rPr>
+        <w:t xml:space="preserve">:</w:t>
+      </w:r>
+      <w:r>
+        <w:rPr>
+          <w:rStyle w:val="NormalTok"/>
+        </w:rPr>
+        <w:t xml:space="preserve"> </w:t>
+      </w:r>
+      <w:r>
+        <w:rPr>
+          <w:rStyle w:val="StringTok"/>
+        </w:rPr>
+        <w:t xml:space="preserve">"station"</w:t>
+      </w:r>
+      <w:r>
+        <w:rPr>
+          <w:rStyle w:val="FunctionTok"/>
+        </w:rPr>
+        <w:t xml:space="preserve">,</w:t>
+      </w:r>
+      <w:r>
+        <w:br/>
+      </w:r>
+      <w:r>
+        <w:rPr>
+          <w:rStyle w:val="NormalTok"/>
+        </w:rPr>
+        <w:t xml:space="preserve">    </w:t>
+      </w:r>
+      <w:r>
+        <w:rPr>
+          <w:rStyle w:val="DataTypeTok"/>
+        </w:rPr>
+        <w:t xml:space="preserve">"type"</w:t>
+      </w:r>
+      <w:r>
+        <w:rPr>
+          <w:rStyle w:val="FunctionTok"/>
+        </w:rPr>
+        <w:t xml:space="preserve">:</w:t>
+      </w:r>
+      <w:r>
+        <w:rPr>
+          <w:rStyle w:val="NormalTok"/>
+        </w:rPr>
+        <w:t xml:space="preserve"> </w:t>
+      </w:r>
+      <w:r>
+        <w:rPr>
+          <w:rStyle w:val="StringTok"/>
+        </w:rPr>
+        <w:t xml:space="preserve">"application/xml"</w:t>
+      </w:r>
+      <w:r>
+        <w:rPr>
+          <w:rStyle w:val="FunctionTok"/>
+        </w:rPr>
+        <w:t xml:space="preserve">,</w:t>
+      </w:r>
+      <w:r>
+        <w:br/>
+      </w:r>
+      <w:r>
+        <w:rPr>
+          <w:rStyle w:val="NormalTok"/>
+        </w:rPr>
+        <w:t xml:space="preserve">    </w:t>
+      </w:r>
+      <w:r>
+        <w:rPr>
+          <w:rStyle w:val="DataTypeTok"/>
+        </w:rPr>
+        <w:t xml:space="preserve">"title"</w:t>
+      </w:r>
+      <w:r>
+        <w:rPr>
+          <w:rStyle w:val="FunctionTok"/>
+        </w:rPr>
+        <w:t xml:space="preserve">:</w:t>
+      </w:r>
+      <w:r>
+        <w:rPr>
+          <w:rStyle w:val="NormalTok"/>
+        </w:rPr>
+        <w:t xml:space="preserve"> </w:t>
+      </w:r>
+      <w:r>
+        <w:rPr>
+          <w:rStyle w:val="StringTok"/>
+        </w:rPr>
+        <w:t xml:space="preserve">"Station report details for Thessaloniki (Greece)"</w:t>
+      </w:r>
+      <w:r>
+        <w:rPr>
+          <w:rStyle w:val="FunctionTok"/>
+        </w:rPr>
+        <w:t xml:space="preserve">,</w:t>
+      </w:r>
+      <w:r>
+        <w:br/>
+      </w:r>
+      <w:r>
+        <w:rPr>
+          <w:rStyle w:val="NormalTok"/>
+        </w:rPr>
+        <w:t xml:space="preserve">    </w:t>
+      </w:r>
+      <w:r>
+        <w:rPr>
+          <w:rStyle w:val="DataTypeTok"/>
+        </w:rPr>
+        <w:t xml:space="preserve">"href"</w:t>
+      </w:r>
+      <w:r>
+        <w:rPr>
+          <w:rStyle w:val="FunctionTok"/>
+        </w:rPr>
+        <w:t xml:space="preserve">:</w:t>
+      </w:r>
+      <w:r>
+        <w:rPr>
+          <w:rStyle w:val="NormalTok"/>
+        </w:rPr>
+        <w:t xml:space="preserve"> </w:t>
+      </w:r>
+      <w:r>
+        <w:rPr>
+          <w:rStyle w:val="StringTok"/>
+        </w:rPr>
+        <w:t xml:space="preserve">"https://oscar.wmo.int/surface/rest/api/wmd/download/0-20008-0-THE"</w:t>
+      </w:r>
+      <w:r>
+        <w:br/>
+      </w:r>
+      <w:r>
+        <w:rPr>
+          <w:rStyle w:val="FunctionTok"/>
+        </w:rPr>
+        <w:t xml:space="preserve">}</w:t>
+      </w:r>
+    </w:p>
+    <w:p>
+      <w:pPr>
+        <w:pStyle w:val="FirstParagraph"/>
+      </w:pPr>
+      <w:r>
+        <w:rPr>
+          <w:bCs/>
+          <w:b/>
+        </w:rPr>
+        <w:t xml:space="preserve">Referring to a set of stations as a WCMP2 link</w:t>
+      </w:r>
+    </w:p>
+    <w:p>
+      <w:pPr>
+        <w:pStyle w:val="SourceCode"/>
+      </w:pPr>
+      <w:r>
+        <w:rPr>
+          <w:rStyle w:val="FunctionTok"/>
+        </w:rPr>
+        <w:t xml:space="preserve">{</w:t>
+      </w:r>
+      <w:r>
+        <w:br/>
+      </w:r>
+      <w:r>
+        <w:rPr>
+          <w:rStyle w:val="NormalTok"/>
+        </w:rPr>
+        <w:t xml:space="preserve">    </w:t>
+      </w:r>
+      <w:r>
+        <w:rPr>
+          <w:rStyle w:val="DataTypeTok"/>
+        </w:rPr>
+        <w:t xml:space="preserve">"rel"</w:t>
+      </w:r>
+      <w:r>
+        <w:rPr>
+          <w:rStyle w:val="FunctionTok"/>
+        </w:rPr>
+        <w:t xml:space="preserve">:</w:t>
+      </w:r>
+      <w:r>
+        <w:rPr>
+          <w:rStyle w:val="NormalTok"/>
+        </w:rPr>
+        <w:t xml:space="preserve"> </w:t>
+      </w:r>
+      <w:r>
+        <w:rPr>
+          <w:rStyle w:val="StringTok"/>
+        </w:rPr>
+        <w:t xml:space="preserve">"stations"</w:t>
+      </w:r>
+      <w:r>
+        <w:rPr>
+          <w:rStyle w:val="FunctionTok"/>
+        </w:rPr>
+        <w:t xml:space="preserve">,</w:t>
+      </w:r>
+      <w:r>
+        <w:br/>
+      </w:r>
+      <w:r>
+        <w:rPr>
+          <w:rStyle w:val="NormalTok"/>
+        </w:rPr>
+        <w:t xml:space="preserve">    </w:t>
+      </w:r>
+      <w:r>
+        <w:rPr>
+          <w:rStyle w:val="DataTypeTok"/>
+        </w:rPr>
+        <w:t xml:space="preserve">"type"</w:t>
+      </w:r>
+      <w:r>
+        <w:rPr>
+          <w:rStyle w:val="FunctionTok"/>
+        </w:rPr>
+        <w:t xml:space="preserve">:</w:t>
+      </w:r>
+      <w:r>
+        <w:rPr>
+          <w:rStyle w:val="NormalTok"/>
+        </w:rPr>
+        <w:t xml:space="preserve"> </w:t>
+      </w:r>
+      <w:r>
+        <w:rPr>
+          <w:rStyle w:val="StringTok"/>
+        </w:rPr>
+        <w:t xml:space="preserve">"text/html"</w:t>
+      </w:r>
+      <w:r>
+        <w:rPr>
+          <w:rStyle w:val="FunctionTok"/>
+        </w:rPr>
+        <w:t xml:space="preserve">,</w:t>
+      </w:r>
+      <w:r>
+        <w:br/>
+      </w:r>
+      <w:r>
+        <w:rPr>
+          <w:rStyle w:val="NormalTok"/>
+        </w:rPr>
+        <w:t xml:space="preserve">    </w:t>
+      </w:r>
+      <w:r>
+        <w:rPr>
+          <w:rStyle w:val="DataTypeTok"/>
+        </w:rPr>
+        <w:t xml:space="preserve">"title"</w:t>
+      </w:r>
+      <w:r>
+        <w:rPr>
+          <w:rStyle w:val="FunctionTok"/>
+        </w:rPr>
+        <w:t xml:space="preserve">:</w:t>
+      </w:r>
+      <w:r>
+        <w:rPr>
+          <w:rStyle w:val="NormalTok"/>
+        </w:rPr>
+        <w:t xml:space="preserve"> </w:t>
+      </w:r>
+      <w:r>
+        <w:rPr>
+          <w:rStyle w:val="StringTok"/>
+        </w:rPr>
+        <w:t xml:space="preserve">"Davos Integrated CryoNet Cluster"</w:t>
+      </w:r>
+      <w:r>
+        <w:rPr>
+          <w:rStyle w:val="FunctionTok"/>
+        </w:rPr>
+        <w:t xml:space="preserve">,</w:t>
+      </w:r>
+      <w:r>
+        <w:br/>
+      </w:r>
+      <w:r>
+        <w:rPr>
+          <w:rStyle w:val="NormalTok"/>
+        </w:rPr>
+        <w:t xml:space="preserve">    </w:t>
+      </w:r>
+      <w:r>
+        <w:rPr>
+          <w:rStyle w:val="DataTypeTok"/>
+        </w:rPr>
+        <w:t xml:space="preserve">"href"</w:t>
+      </w:r>
+      <w:r>
+        <w:rPr>
+          <w:rStyle w:val="FunctionTok"/>
+        </w:rPr>
+        <w:t xml:space="preserve">:</w:t>
+      </w:r>
+      <w:r>
+        <w:rPr>
+          <w:rStyle w:val="NormalTok"/>
+        </w:rPr>
+        <w:t xml:space="preserve"> </w:t>
+      </w:r>
+      <w:r>
+        <w:rPr>
+          <w:rStyle w:val="StringTok"/>
+        </w:rPr>
+        <w:t xml:space="preserve">"https://oscar.wmo.int/surface/#/search/stationClusterReport/8"</w:t>
+      </w:r>
+      <w:r>
+        <w:br/>
+      </w:r>
+      <w:r>
+        <w:rPr>
+          <w:rStyle w:val="FunctionTok"/>
+        </w:rPr>
+        <w:t xml:space="preserve">}</w:t>
+      </w:r>
+    </w:p>
+    <w:p>
+      <w:pPr>
+        <w:pStyle w:val="FirstParagraph"/>
+      </w:pPr>
+      <w:r>
+        <w:t xml:space="preserve">A data publisher can decide whether to enumerate one link foreach station, or refer to a facility set of stations. As an example, for a network of 50 stations, it would be more suitable to refer to the set of stations as a single</w:t>
+      </w:r>
+      <w:r>
+        <w:t xml:space="preserve"> </w:t>
+      </w:r>
+      <w:r>
+        <w:rPr>
+          <w:rStyle w:val="VerbatimChar"/>
+        </w:rPr>
+        <w:t xml:space="preserve">rel=stations</w:t>
+      </w:r>
+      <w:r>
+        <w:t xml:space="preserve"> </w:t>
+      </w:r>
+      <w:r>
+        <w:t xml:space="preserve">link.</w:t>
+      </w:r>
+    </w:p>
+    <w:p>
+      <w:pPr>
+        <w:pStyle w:val="BodyText"/>
+      </w:pPr>
+      <w:r>
+        <w:t xml:space="preserve">Link relations are governed by</w:t>
+      </w:r>
+      <w:r>
+        <w:t xml:space="preserve"> </w:t>
+      </w:r>
+      <w:hyperlink r:id="rId70">
+        <w:r>
+          <w:rPr>
+            <w:rStyle w:val="Hyperlink"/>
+          </w:rPr>
+          <w:t xml:space="preserve">IANA link relations</w:t>
+        </w:r>
+      </w:hyperlink>
+      <w:r>
+        <w:t xml:space="preserve"> </w:t>
+      </w:r>
+      <w:r>
+        <w:t xml:space="preserve">and WMO extensions as defined in WCMP2, available on the</w:t>
+      </w:r>
+      <w:r>
+        <w:t xml:space="preserve"> </w:t>
+      </w:r>
+      <w:hyperlink r:id="rId73">
+        <w:r>
+          <w:rPr>
+            <w:rStyle w:val="Hyperlink"/>
+          </w:rPr>
+          <w:t xml:space="preserve">WMO Codes Registry</w:t>
+        </w:r>
+      </w:hyperlink>
+      <w:r>
+        <w:t xml:space="preserve">.</w:t>
+      </w:r>
+    </w:p>
+    <w:bookmarkEnd w:id="74"/>
+    <w:bookmarkStart w:id="76" w:name="X2791e82ff46825f35d2306f8ccd94c8505d556a"/>
+    <w:p>
+      <w:pPr>
+        <w:pStyle w:val="Heading2"/>
+      </w:pPr>
+      <w:r>
         <w:t xml:space="preserve">Publishing a WIS2 Notification Message with access control</w:t>
       </w:r>
     </w:p>
@@ -5124,7 +5593,7 @@
       <w:r>
         <w:t xml:space="preserve"> </w:t>
       </w:r>
-      <w:hyperlink r:id="rId72">
+      <w:hyperlink r:id="rId75">
         <w:r>
           <w:rPr>
             <w:rStyle w:val="Hyperlink"/>
@@ -6010,8 +6479,8 @@
         <w:t xml:space="preserve">for more information).</w:t>
       </w:r>
     </w:p>
-    <w:bookmarkEnd w:id="73"/>
-    <w:bookmarkStart w:id="78" w:name="Xae10fd5810bad4f5339eed1e5b9e85e61e75190"/>
+    <w:bookmarkEnd w:id="76"/>
+    <w:bookmarkStart w:id="81" w:name="Xae10fd5810bad4f5339eed1e5b9e85e61e75190"/>
     <w:p>
       <w:pPr>
         <w:pStyle w:val="Heading2"/>
@@ -6030,7 +6499,7 @@
       <w:r>
         <w:t xml:space="preserve"> </w:t>
       </w:r>
-      <w:hyperlink r:id="rId74">
+      <w:hyperlink r:id="rId77">
         <w:r>
           <w:rPr>
             <w:rStyle w:val="Hyperlink"/>
@@ -6047,7 +6516,7 @@
       <w:r>
         <w:t xml:space="preserve"> </w:t>
       </w:r>
-      <w:hyperlink r:id="rId75">
+      <w:hyperlink r:id="rId78">
         <w:r>
           <w:rPr>
             <w:rStyle w:val="Hyperlink"/>
@@ -6072,7 +6541,7 @@
       <w:r>
         <w:t xml:space="preserve"> </w:t>
       </w:r>
-      <w:hyperlink r:id="rId76">
+      <w:hyperlink r:id="rId79">
         <w:r>
           <w:rPr>
             <w:rStyle w:val="Hyperlink"/>
@@ -6418,7 +6887,7 @@
       <w:r>
         <w:t xml:space="preserve"> </w:t>
       </w:r>
-      <w:hyperlink r:id="rId77">
+      <w:hyperlink r:id="rId80">
         <w:r>
           <w:rPr>
             <w:rStyle w:val="Hyperlink"/>
@@ -7564,8 +8033,8 @@
         <w:t xml:space="preserve">.</w:t>
       </w:r>
     </w:p>
-    <w:bookmarkEnd w:id="78"/>
-    <w:bookmarkStart w:id="79" w:name="X57163bfd8e88e3a3a7296aa35a4daf680fe64a6"/>
+    <w:bookmarkEnd w:id="81"/>
+    <w:bookmarkStart w:id="82" w:name="X57163bfd8e88e3a3a7296aa35a4daf680fe64a6"/>
     <w:p>
       <w:pPr>
         <w:pStyle w:val="Heading2"/>
@@ -7584,7 +8053,7 @@
       <w:r>
         <w:t xml:space="preserve"> </w:t>
       </w:r>
-      <w:hyperlink r:id="rId74">
+      <w:hyperlink r:id="rId77">
         <w:r>
           <w:rPr>
             <w:rStyle w:val="Hyperlink"/>
@@ -7601,7 +8070,7 @@
       <w:r>
         <w:t xml:space="preserve"> </w:t>
       </w:r>
-      <w:hyperlink r:id="rId76">
+      <w:hyperlink r:id="rId79">
         <w:r>
           <w:rPr>
             <w:rStyle w:val="Hyperlink"/>
@@ -8532,8 +9001,8 @@
         <w:t xml:space="preserve">}</w:t>
       </w:r>
     </w:p>
-    <w:bookmarkEnd w:id="79"/>
-    <w:bookmarkStart w:id="83" w:name="X0a2be29613e87a878f2284241cd2b46f0146544"/>
+    <w:bookmarkEnd w:id="82"/>
+    <w:bookmarkStart w:id="86" w:name="X0a2be29613e87a878f2284241cd2b46f0146544"/>
     <w:p>
       <w:pPr>
         <w:pStyle w:val="Heading2"/>
@@ -8897,7 +9366,7 @@
         <w:t xml:space="preserve">To implement this behaviour, add additional properties to both WCMP2 and WNM as follows:</w:t>
       </w:r>
     </w:p>
-    <w:bookmarkStart w:id="80" w:name="Xcb2d18af6f1a6acd572aa20521978471fa63ffa"/>
+    <w:bookmarkStart w:id="83" w:name="Xcb2d18af6f1a6acd572aa20521978471fa63ffa"/>
     <w:p>
       <w:pPr>
         <w:pStyle w:val="Heading3"/>
@@ -9471,8 +9940,8 @@
         <w:t xml:space="preserve">properties.wigos_station_identifier = "0-20000-0-71628"</w:t>
       </w:r>
     </w:p>
-    <w:bookmarkEnd w:id="80"/>
-    <w:bookmarkStart w:id="82" w:name="Xab35258ebace47dee618d284042b077f0112cb8"/>
+    <w:bookmarkEnd w:id="83"/>
+    <w:bookmarkStart w:id="85" w:name="Xab35258ebace47dee618d284042b077f0112cb8"/>
     <w:p>
       <w:pPr>
         <w:pStyle w:val="Heading3"/>
@@ -10385,7 +10854,7 @@
       <w:r>
         <w:t xml:space="preserve"> </w:t>
       </w:r>
-      <w:hyperlink r:id="rId81">
+      <w:hyperlink r:id="rId84">
         <w:r>
           <w:rPr>
             <w:rStyle w:val="Hyperlink"/>
@@ -11693,9 +12162,9 @@
         <w:t xml:space="preserve">    run()</w:t>
       </w:r>
     </w:p>
-    <w:bookmarkEnd w:id="82"/>
-    <w:bookmarkEnd w:id="83"/>
-    <w:bookmarkStart w:id="103" w:name="X995cd585ef30d7db82fa8cb8b475d4735b246d7"/>
+    <w:bookmarkEnd w:id="85"/>
+    <w:bookmarkEnd w:id="86"/>
+    <w:bookmarkStart w:id="106" w:name="X995cd585ef30d7db82fa8cb8b475d4735b246d7"/>
     <w:p>
       <w:pPr>
         <w:pStyle w:val="Heading2"/>
@@ -11714,7 +12183,7 @@
       <w:r>
         <w:t xml:space="preserve"> </w:t>
       </w:r>
-      <w:hyperlink r:id="rId84">
+      <w:hyperlink r:id="rId87">
         <w:r>
           <w:rPr>
             <w:rStyle w:val="Hyperlink"/>
@@ -11869,7 +12338,7 @@
       <w:r>
         <w:t xml:space="preserve"> </w:t>
       </w:r>
-      <w:hyperlink r:id="rId85">
+      <w:hyperlink r:id="rId88">
         <w:r>
           <w:rPr>
             <w:rStyle w:val="Hyperlink"/>
@@ -11886,7 +12355,7 @@
       <w:r>
         <w:t xml:space="preserve"> </w:t>
       </w:r>
-      <w:hyperlink r:id="rId86">
+      <w:hyperlink r:id="rId89">
         <w:r>
           <w:rPr>
             <w:rStyle w:val="Hyperlink"/>
@@ -11980,18 +12449,18 @@
           <wp:inline>
             <wp:extent cx="5334000" cy="3091799"/>
             <wp:effectExtent b="0" l="0" r="0" t="0"/>
-            <wp:docPr descr="WIS2 GDC online validator" title="" id="88" name="Picture"/>
+            <wp:docPr descr="WIS2 GDC online validator" title="" id="91" name="Picture"/>
             <a:graphic>
               <a:graphicData uri="http://schemas.openxmlformats.org/drawingml/2006/picture">
                 <pic:pic>
                   <pic:nvPicPr>
-                    <pic:cNvPr descr="images/data-publishers-wcmp2-validate-request-copy-paste.png" id="89" name="Picture"/>
+                    <pic:cNvPr descr="images/data-publishers-wcmp2-validate-request-copy-paste.png" id="92" name="Picture"/>
                     <pic:cNvPicPr>
                       <a:picLocks noChangeArrowheads="1" noChangeAspect="1"/>
                     </pic:cNvPicPr>
                   </pic:nvPicPr>
                   <pic:blipFill>
-                    <a:blip r:embed="rId87"/>
+                    <a:blip r:embed="rId90"/>
                     <a:stretch>
                       <a:fillRect/>
                     </a:stretch>
@@ -12043,18 +12512,18 @@
           <wp:inline>
             <wp:extent cx="5334000" cy="3511176"/>
             <wp:effectExtent b="0" l="0" r="0" t="0"/>
-            <wp:docPr descr="WIS2 GDC online validator" title="" id="91" name="Picture"/>
+            <wp:docPr descr="WIS2 GDC online validator" title="" id="94" name="Picture"/>
             <a:graphic>
               <a:graphicData uri="http://schemas.openxmlformats.org/drawingml/2006/picture">
                 <pic:pic>
                   <pic:nvPicPr>
-                    <pic:cNvPr descr="images/data-publishers-wcmp2-validate-request-url.png" id="92" name="Picture"/>
+                    <pic:cNvPr descr="images/data-publishers-wcmp2-validate-request-url.png" id="95" name="Picture"/>
                     <pic:cNvPicPr>
                       <a:picLocks noChangeArrowheads="1" noChangeAspect="1"/>
                     </pic:cNvPicPr>
                   </pic:nvPicPr>
                   <pic:blipFill>
-                    <a:blip r:embed="rId90"/>
+                    <a:blip r:embed="rId93"/>
                     <a:stretch>
                       <a:fillRect/>
                     </a:stretch>
@@ -12109,18 +12578,18 @@
           <wp:inline>
             <wp:extent cx="5334000" cy="4835460"/>
             <wp:effectExtent b="0" l="0" r="0" t="0"/>
-            <wp:docPr descr="WIS2 GDC online validator" title="" id="94" name="Picture"/>
+            <wp:docPr descr="WIS2 GDC online validator" title="" id="97" name="Picture"/>
             <a:graphic>
               <a:graphicData uri="http://schemas.openxmlformats.org/drawingml/2006/picture">
                 <pic:pic>
                   <pic:nvPicPr>
-                    <pic:cNvPr descr="images/data-publishers-wcmp2-validate-response.png" id="95" name="Picture"/>
+                    <pic:cNvPr descr="images/data-publishers-wcmp2-validate-response.png" id="98" name="Picture"/>
                     <pic:cNvPicPr>
                       <a:picLocks noChangeArrowheads="1" noChangeAspect="1"/>
                     </pic:cNvPicPr>
                   </pic:nvPicPr>
                   <pic:blipFill>
-                    <a:blip r:embed="rId93"/>
+                    <a:blip r:embed="rId96"/>
                     <a:stretch>
                       <a:fillRect/>
                     </a:stretch>
@@ -12173,7 +12642,7 @@
       <w:r>
         <w:t xml:space="preserve"> </w:t>
       </w:r>
-      <w:hyperlink r:id="rId96">
+      <w:hyperlink r:id="rId99">
         <w:r>
           <w:rPr>
             <w:rStyle w:val="Hyperlink"/>
@@ -12278,18 +12747,18 @@
           <wp:inline>
             <wp:extent cx="5334000" cy="3552256"/>
             <wp:effectExtent b="0" l="0" r="0" t="0"/>
-            <wp:docPr descr="WIS2 GDC quality assessment checker" title="" id="98" name="Picture"/>
+            <wp:docPr descr="WIS2 GDC quality assessment checker" title="" id="101" name="Picture"/>
             <a:graphic>
               <a:graphicData uri="http://schemas.openxmlformats.org/drawingml/2006/picture">
                 <pic:pic>
                   <pic:nvPicPr>
-                    <pic:cNvPr descr="images/data-publishers-wcmp2-quality-assess-request-url.png" id="99" name="Picture"/>
+                    <pic:cNvPr descr="images/data-publishers-wcmp2-quality-assess-request-url.png" id="102" name="Picture"/>
                     <pic:cNvPicPr>
                       <a:picLocks noChangeArrowheads="1" noChangeAspect="1"/>
                     </pic:cNvPicPr>
                   </pic:nvPicPr>
                   <pic:blipFill>
-                    <a:blip r:embed="rId97"/>
+                    <a:blip r:embed="rId100"/>
                     <a:stretch>
                       <a:fillRect/>
                     </a:stretch>
@@ -12333,18 +12802,18 @@
           <wp:inline>
             <wp:extent cx="5334000" cy="3955423"/>
             <wp:effectExtent b="0" l="0" r="0" t="0"/>
-            <wp:docPr descr="WIS2 GDC online quality assessment checker" title="" id="101" name="Picture"/>
+            <wp:docPr descr="WIS2 GDC online quality assessment checker" title="" id="104" name="Picture"/>
             <a:graphic>
               <a:graphicData uri="http://schemas.openxmlformats.org/drawingml/2006/picture">
                 <pic:pic>
                   <pic:nvPicPr>
-                    <pic:cNvPr descr="images/data-publishers-wcmp2-quality-assess-response.png" id="102" name="Picture"/>
+                    <pic:cNvPr descr="images/data-publishers-wcmp2-quality-assess-response.png" id="105" name="Picture"/>
                     <pic:cNvPicPr>
                       <a:picLocks noChangeArrowheads="1" noChangeAspect="1"/>
                     </pic:cNvPicPr>
                   </pic:nvPicPr>
                   <pic:blipFill>
-                    <a:blip r:embed="rId100"/>
+                    <a:blip r:embed="rId103"/>
                     <a:stretch>
                       <a:fillRect/>
                     </a:stretch>
@@ -12387,8 +12856,8 @@
         <w:t xml:space="preserve">A response will be provided with quality assessment results (in a similar format to the validation report).</w:t>
       </w:r>
     </w:p>
-    <w:bookmarkEnd w:id="103"/>
-    <w:bookmarkStart w:id="106" w:name="Xc6c976515be8accc6e30c5d2dc57ee1e3f0de9f"/>
+    <w:bookmarkEnd w:id="106"/>
+    <w:bookmarkStart w:id="109" w:name="Xc6c976515be8accc6e30c5d2dc57ee1e3f0de9f"/>
     <w:p>
       <w:pPr>
         <w:pStyle w:val="Heading2"/>
@@ -12407,7 +12876,7 @@
       <w:r>
         <w:t xml:space="preserve"> </w:t>
       </w:r>
-      <w:hyperlink r:id="rId74">
+      <w:hyperlink r:id="rId77">
         <w:r>
           <w:rPr>
             <w:rStyle w:val="Hyperlink"/>
@@ -12424,7 +12893,7 @@
       <w:r>
         <w:t xml:space="preserve"> </w:t>
       </w:r>
-      <w:hyperlink r:id="rId104">
+      <w:hyperlink r:id="rId107">
         <w:r>
           <w:rPr>
             <w:rStyle w:val="Hyperlink"/>
@@ -12565,7 +13034,7 @@
       <w:r>
         <w:t xml:space="preserve"> </w:t>
       </w:r>
-      <w:hyperlink r:id="rId105">
+      <w:hyperlink r:id="rId108">
         <w:r>
           <w:rPr>
             <w:rStyle w:val="Hyperlink"/>
@@ -12699,8 +13168,8 @@
         <w:t xml:space="preserve"> ets validate https://example.org/path/to/file.json</w:t>
       </w:r>
     </w:p>
-    <w:bookmarkEnd w:id="106"/>
-    <w:bookmarkStart w:id="109" w:name="Xe1ab91c92858aeaa2b77f27e6d6761862038204"/>
+    <w:bookmarkEnd w:id="109"/>
+    <w:bookmarkStart w:id="112" w:name="Xe1ab91c92858aeaa2b77f27e6d6761862038204"/>
     <w:p>
       <w:pPr>
         <w:pStyle w:val="Heading2"/>
@@ -12719,7 +13188,7 @@
       <w:r>
         <w:t xml:space="preserve"> </w:t>
       </w:r>
-      <w:hyperlink r:id="rId107">
+      <w:hyperlink r:id="rId110">
         <w:r>
           <w:rPr>
             <w:rStyle w:val="Hyperlink"/>
@@ -12733,7 +13202,7 @@
       <w:r>
         <w:t xml:space="preserve"> </w:t>
       </w:r>
-      <w:hyperlink r:id="rId96">
+      <w:hyperlink r:id="rId99">
         <w:r>
           <w:rPr>
             <w:rStyle w:val="Hyperlink"/>
@@ -12755,7 +13224,7 @@
       <w:r>
         <w:t xml:space="preserve"> </w:t>
       </w:r>
-      <w:hyperlink r:id="rId108">
+      <w:hyperlink r:id="rId111">
         <w:r>
           <w:rPr>
             <w:rStyle w:val="Hyperlink"/>
@@ -12845,8 +13314,8 @@
         <w:t xml:space="preserve">payload of the WCMP2 ETS/KPI reports.</w:t>
       </w:r>
     </w:p>
-    <w:bookmarkEnd w:id="109"/>
-    <w:bookmarkStart w:id="125" w:name="X97b60fc307c302390131e472d6cc89355e84cb1"/>
+    <w:bookmarkEnd w:id="112"/>
+    <w:bookmarkStart w:id="128" w:name="X97b60fc307c302390131e472d6cc89355e84cb1"/>
     <w:p>
       <w:pPr>
         <w:pStyle w:val="Heading2"/>
@@ -12863,7 +13332,7 @@
         <w:t xml:space="preserve">The below recipe provides user requirements specifications for the implementation of a WIS 2.0 Node.</w:t>
       </w:r>
     </w:p>
-    <w:bookmarkStart w:id="124" w:name="Xcd14ed162d40e716576cc34615e8a6eb13dc224"/>
+    <w:bookmarkStart w:id="127" w:name="Xcd14ed162d40e716576cc34615e8a6eb13dc224"/>
     <w:p>
       <w:pPr>
         <w:pStyle w:val="Heading3"/>
@@ -12872,7 +13341,7 @@
         <w:t xml:space="preserve">WIS 2.0 Node - User requirements specifications</w:t>
       </w:r>
     </w:p>
-    <w:bookmarkStart w:id="114" w:name="Xe91cf87d25b98be0b83690164d6c9c93cd8e334"/>
+    <w:bookmarkStart w:id="117" w:name="Xe91cf87d25b98be0b83690164d6c9c93cd8e334"/>
     <w:p>
       <w:pPr>
         <w:pStyle w:val="Heading4"/>
@@ -12881,7 +13350,7 @@
         <w:t xml:space="preserve">Introduction</w:t>
       </w:r>
     </w:p>
-    <w:bookmarkStart w:id="110" w:name="Xc7fa6cde978045068a438b2eca1f48e05e062c2"/>
+    <w:bookmarkStart w:id="113" w:name="Xc7fa6cde978045068a438b2eca1f48e05e062c2"/>
     <w:p>
       <w:pPr>
         <w:pStyle w:val="Heading5"/>
@@ -12988,8 +13457,8 @@
         </w:tc>
       </w:tr>
     </w:tbl>
-    <w:bookmarkEnd w:id="110"/>
-    <w:bookmarkStart w:id="113" w:name="X88ff7d11dee1dfde71fa338892e94a3d31139a2"/>
+    <w:bookmarkEnd w:id="113"/>
+    <w:bookmarkStart w:id="116" w:name="X88ff7d11dee1dfde71fa338892e94a3d31139a2"/>
     <w:p>
       <w:pPr>
         <w:pStyle w:val="Heading5"/>
@@ -13164,7 +13633,7 @@
             <w:pPr>
               <w:jc w:val="left"/>
             </w:pPr>
-            <w:hyperlink r:id="rId111">
+            <w:hyperlink r:id="rId114">
               <w:r>
                 <w:rPr>
                   <w:rStyle w:val="Hyperlink"/>
@@ -13204,7 +13673,7 @@
             <w:pPr>
               <w:jc w:val="left"/>
             </w:pPr>
-            <w:hyperlink r:id="rId112">
+            <w:hyperlink r:id="rId115">
               <w:r>
                 <w:rPr>
                   <w:rStyle w:val="Hyperlink"/>
@@ -13216,9 +13685,9 @@
         </w:tc>
       </w:tr>
     </w:tbl>
-    <w:bookmarkEnd w:id="113"/>
-    <w:bookmarkEnd w:id="114"/>
-    <w:bookmarkStart w:id="121" w:name="Xc05907125c3cf40fd23d41a88d871af00b86aaf"/>
+    <w:bookmarkEnd w:id="116"/>
+    <w:bookmarkEnd w:id="117"/>
+    <w:bookmarkStart w:id="124" w:name="Xc05907125c3cf40fd23d41a88d871af00b86aaf"/>
     <w:p>
       <w:pPr>
         <w:pStyle w:val="Heading4"/>
@@ -13227,7 +13696,7 @@
         <w:t xml:space="preserve">System overview</w:t>
       </w:r>
     </w:p>
-    <w:bookmarkStart w:id="118" w:name="Xa8dec8d22c30173039f739fc28a51d15d188989"/>
+    <w:bookmarkStart w:id="121" w:name="Xa8dec8d22c30173039f739fc28a51d15d188989"/>
     <w:p>
       <w:pPr>
         <w:pStyle w:val="Heading5"/>
@@ -13336,18 +13805,18 @@
           <wp:inline>
             <wp:extent cx="5334000" cy="3355258"/>
             <wp:effectExtent b="0" l="0" r="0" t="0"/>
-            <wp:docPr descr="WIS 2.0 Node context diagram" title="" id="116" name="Picture"/>
+            <wp:docPr descr="WIS 2.0 Node context diagram" title="" id="119" name="Picture"/>
             <a:graphic>
               <a:graphicData uri="http://schemas.openxmlformats.org/drawingml/2006/picture">
                 <pic:pic>
                   <pic:nvPicPr>
-                    <pic:cNvPr descr="images/wis2node-context-diagram.jpg" id="117" name="Picture"/>
+                    <pic:cNvPr descr="images/wis2node-context-diagram.jpg" id="120" name="Picture"/>
                     <pic:cNvPicPr>
                       <a:picLocks noChangeArrowheads="1" noChangeAspect="1"/>
                     </pic:cNvPicPr>
                   </pic:nvPicPr>
                   <pic:blipFill>
-                    <a:blip r:embed="rId115"/>
+                    <a:blip r:embed="rId118"/>
                     <a:stretch>
                       <a:fillRect/>
                     </a:stretch>
@@ -13382,8 +13851,8 @@
         <w:t xml:space="preserve">WIS 2.0 Node context diagram</w:t>
       </w:r>
     </w:p>
-    <w:bookmarkEnd w:id="118"/>
-    <w:bookmarkStart w:id="119" w:name="X03b52fc7925300f0fe887bc5e8a2b3cab55a9fa"/>
+    <w:bookmarkEnd w:id="121"/>
+    <w:bookmarkStart w:id="122" w:name="X03b52fc7925300f0fe887bc5e8a2b3cab55a9fa"/>
     <w:p>
       <w:pPr>
         <w:pStyle w:val="Heading5"/>
@@ -13424,8 +13893,8 @@
         <w:t xml:space="preserve">End users will retrieve core data not retained by the Global Caches from the Node by accessing the HTTP server on the Node. End users will also retrieve recommended data from the Node by accessing the HTTP server on the Node, subject to appropriate access control.</w:t>
       </w:r>
     </w:p>
-    <w:bookmarkEnd w:id="119"/>
-    <w:bookmarkStart w:id="120" w:name="X5ee9c34866c3deedf0b9ae9da8ed9bcc24954ef"/>
+    <w:bookmarkEnd w:id="122"/>
+    <w:bookmarkStart w:id="123" w:name="X5ee9c34866c3deedf0b9ae9da8ed9bcc24954ef"/>
     <w:p>
       <w:pPr>
         <w:pStyle w:val="Heading5"/>
@@ -13442,9 +13911,9 @@
         <w:t xml:space="preserve">The WIS 2.0 Node will be compliant with the Manual on WMO Information System Volume II. WMO Information System 2.0 [AD-0].</w:t>
       </w:r>
     </w:p>
-    <w:bookmarkEnd w:id="120"/>
-    <w:bookmarkEnd w:id="121"/>
-    <w:bookmarkStart w:id="123" w:name="Xb36dc7b818e26c0d3e58073065d9f03d91fe5fb"/>
+    <w:bookmarkEnd w:id="123"/>
+    <w:bookmarkEnd w:id="124"/>
+    <w:bookmarkStart w:id="126" w:name="Xb36dc7b818e26c0d3e58073065d9f03d91fe5fb"/>
     <w:p>
       <w:pPr>
         <w:pStyle w:val="Heading4"/>
@@ -13853,7 +14322,7 @@
         <w:t xml:space="preserve">The Node shall support the retrieval core data by the WIS 2.0 Global Caches.</w:t>
       </w:r>
     </w:p>
-    <w:bookmarkStart w:id="122" w:name="Xd3b20c3a6552aab5b0df48d69f28edd9078e98d"/>
+    <w:bookmarkStart w:id="125" w:name="Xd3b20c3a6552aab5b0df48d69f28edd9078e98d"/>
     <w:p>
       <w:pPr>
         <w:pStyle w:val="Heading5"/>
@@ -14014,12 +14483,12 @@
         <w:t xml:space="preserve">3.6.3.2 See also 4.7 (WIS-TechSpec-6: Managing operations of the WIS).</w:t>
       </w:r>
     </w:p>
-    <w:bookmarkEnd w:id="122"/>
-    <w:bookmarkEnd w:id="123"/>
-    <w:bookmarkEnd w:id="124"/>
     <w:bookmarkEnd w:id="125"/>
     <w:bookmarkEnd w:id="126"/>
-    <w:bookmarkStart w:id="144" w:name="Xc4b6438d20a4843744ed7af7618fd94dd0f800b"/>
+    <w:bookmarkEnd w:id="127"/>
+    <w:bookmarkEnd w:id="128"/>
+    <w:bookmarkEnd w:id="129"/>
+    <w:bookmarkStart w:id="147" w:name="Xc4b6438d20a4843744ed7af7618fd94dd0f800b"/>
     <w:p>
       <w:pPr>
         <w:pStyle w:val="Heading1"/>
@@ -14028,7 +14497,7 @@
         <w:t xml:space="preserve">Recipes for Earth system discipline domain experts</w:t>
       </w:r>
     </w:p>
-    <w:bookmarkStart w:id="135" w:name="Xb654c803f0f544395eae871195f180d4a62fc41"/>
+    <w:bookmarkStart w:id="138" w:name="Xb654c803f0f544395eae871195f180d4a62fc41"/>
     <w:p>
       <w:pPr>
         <w:pStyle w:val="Heading2"/>
@@ -14047,7 +14516,7 @@
       <w:r>
         <w:t xml:space="preserve"> </w:t>
       </w:r>
-      <w:hyperlink r:id="rId127">
+      <w:hyperlink r:id="rId130">
         <w:r>
           <w:rPr>
             <w:rStyle w:val="Hyperlink"/>
@@ -14070,7 +14539,7 @@
         <w:t xml:space="preserve">The purpose of this document is to provide guidelines to domain experts so that the Topic Hierarchy definition is consistent and useful to address the needs of WIS2 users.</w:t>
       </w:r>
     </w:p>
-    <w:bookmarkStart w:id="129" w:name="Xe0282727fd4a9fed5ac81d57108bc75c27eca25"/>
+    <w:bookmarkStart w:id="132" w:name="Xe0282727fd4a9fed5ac81d57108bc75c27eca25"/>
     <w:p>
       <w:pPr>
         <w:pStyle w:val="Heading3"/>
@@ -14139,7 +14608,7 @@
       <w:r>
         <w:t xml:space="preserve"> </w:t>
       </w:r>
-      <w:hyperlink r:id="rId128">
+      <w:hyperlink r:id="rId131">
         <w:r>
           <w:rPr>
             <w:rStyle w:val="Hyperlink"/>
@@ -14260,8 +14729,8 @@
         <w:t xml:space="preserve">Topics within each Earth system discipline are then defined by domain experts, reviewed, approved, and published by WMO.</w:t>
       </w:r>
     </w:p>
-    <w:bookmarkEnd w:id="129"/>
-    <w:bookmarkStart w:id="132" w:name="Xbdd8b194128916b8e4e6c521e41ceb6ee17bc29"/>
+    <w:bookmarkEnd w:id="132"/>
+    <w:bookmarkStart w:id="135" w:name="Xbdd8b194128916b8e4e6c521e41ceb6ee17bc29"/>
     <w:p>
       <w:pPr>
         <w:pStyle w:val="Heading3"/>
@@ -14270,7 +14739,7 @@
         <w:t xml:space="preserve">Additional Earth domain specific topics levels</w:t>
       </w:r>
     </w:p>
-    <w:bookmarkStart w:id="130" w:name="X429274356a9e762a791e593bc50f3fcc6666df0"/>
+    <w:bookmarkStart w:id="133" w:name="X429274356a9e762a791e593bc50f3fcc6666df0"/>
     <w:p>
       <w:pPr>
         <w:pStyle w:val="Heading4"/>
@@ -14287,8 +14756,8 @@
         <w:t xml:space="preserve">The definition of the Topic Hierarchy is heavily linked to the use of Publish-Subscribe (Pub/Sub) protocols, here MQTT[S], in WIS2. Users, when subscribing to the Global Broker, can decide which notification messages they wish to receive.</w:t>
       </w:r>
     </w:p>
-    <w:bookmarkEnd w:id="130"/>
-    <w:bookmarkStart w:id="131" w:name="Xa02a7281fbf38228bcbe9109d6a8236f2fd82e1"/>
+    <w:bookmarkEnd w:id="133"/>
+    <w:bookmarkStart w:id="134" w:name="Xa02a7281fbf38228bcbe9109d6a8236f2fd82e1"/>
     <w:p>
       <w:pPr>
         <w:pStyle w:val="Heading4"/>
@@ -14474,9 +14943,9 @@
         <w:t xml:space="preserve">The purpose of additional topic hierarchy levels is to allow users to get the messages they need and to be more specific in their request.</w:t>
       </w:r>
     </w:p>
-    <w:bookmarkEnd w:id="131"/>
-    <w:bookmarkEnd w:id="132"/>
-    <w:bookmarkStart w:id="134" w:name="Xf51e5d11ade866f2b10a11178e97f52d24a68d6"/>
+    <w:bookmarkEnd w:id="134"/>
+    <w:bookmarkEnd w:id="135"/>
+    <w:bookmarkStart w:id="137" w:name="Xf51e5d11ade866f2b10a11178e97f52d24a68d6"/>
     <w:p>
       <w:pPr>
         <w:pStyle w:val="Heading3"/>
@@ -14537,7 +15006,7 @@
       <w:r>
         <w:t xml:space="preserve"> </w:t>
       </w:r>
-      <w:hyperlink r:id="rId133">
+      <w:hyperlink r:id="rId136">
         <w:r>
           <w:rPr>
             <w:rStyle w:val="Hyperlink"/>
@@ -15383,9 +15852,9 @@
         <w:t xml:space="preserve">for more information on client side filtering</w:t>
       </w:r>
     </w:p>
-    <w:bookmarkEnd w:id="134"/>
-    <w:bookmarkEnd w:id="135"/>
-    <w:bookmarkStart w:id="143" w:name="X5e671a39a6d661dae4fb49f9c1a8a7ef641ba6a"/>
+    <w:bookmarkEnd w:id="137"/>
+    <w:bookmarkEnd w:id="138"/>
+    <w:bookmarkStart w:id="146" w:name="X5e671a39a6d661dae4fb49f9c1a8a7ef641ba6a"/>
     <w:p>
       <w:pPr>
         <w:pStyle w:val="Heading2"/>
@@ -15398,7 +15867,7 @@
       <w:pPr>
         <w:pStyle w:val="FirstParagraph"/>
       </w:pPr>
-      <w:hyperlink r:id="rId136">
+      <w:hyperlink r:id="rId139">
         <w:r>
           <w:rPr>
             <w:rStyle w:val="Hyperlink"/>
@@ -15462,7 +15931,7 @@
         <w:t xml:space="preserve">Profiling WCMP2 can enable domain communities achieve deeper interoperability (or tighter coupling) to meet their needs. For example, an NWP profile of WCMP2 may drive a user-focused NWP portal which leverages domain specific properties of a WCMP2 record for more meaningful search results and assessment for use.</w:t>
       </w:r>
     </w:p>
-    <w:bookmarkStart w:id="137" w:name="Xade372fc2491823cbd5a4e26ab535aef0b99235"/>
+    <w:bookmarkStart w:id="140" w:name="Xade372fc2491823cbd5a4e26ab535aef0b99235"/>
     <w:p>
       <w:pPr>
         <w:pStyle w:val="Heading3"/>
@@ -15512,8 +15981,8 @@
         <w:t xml:space="preserve">sustainability: while developing a WCMP2 extension can be worthwhile metadata modelling exercise, ensure that there is a team in place to help maintain the extension over time. This means having clear ownership of a WCMP2 extension that is subject to ongoing review, and supporting user questions, issues, enhancements and bug fixes</w:t>
       </w:r>
     </w:p>
-    <w:bookmarkEnd w:id="137"/>
-    <w:bookmarkStart w:id="141" w:name="X8f3942b300354a689a365ca72a70459ee50a7e2"/>
+    <w:bookmarkEnd w:id="140"/>
+    <w:bookmarkStart w:id="144" w:name="X8f3942b300354a689a365ca72a70459ee50a7e2"/>
     <w:p>
       <w:pPr>
         <w:pStyle w:val="Heading3"/>
@@ -15532,7 +16001,7 @@
       <w:r>
         <w:t xml:space="preserve"> </w:t>
       </w:r>
-      <w:hyperlink r:id="rId138">
+      <w:hyperlink r:id="rId141">
         <w:r>
           <w:rPr>
             <w:rStyle w:val="Hyperlink"/>
@@ -15546,7 +16015,7 @@
       <w:r>
         <w:t xml:space="preserve"> </w:t>
       </w:r>
-      <w:hyperlink r:id="rId139">
+      <w:hyperlink r:id="rId142">
         <w:r>
           <w:rPr>
             <w:rStyle w:val="Hyperlink"/>
@@ -15917,7 +16386,7 @@
       <w:r>
         <w:t xml:space="preserve"> </w:t>
       </w:r>
-      <w:hyperlink r:id="rId140">
+      <w:hyperlink r:id="rId143">
         <w:r>
           <w:rPr>
             <w:rStyle w:val="Hyperlink"/>
@@ -15929,8 +16398,8 @@
         <w:t xml:space="preserve">.</w:t>
       </w:r>
     </w:p>
-    <w:bookmarkEnd w:id="141"/>
-    <w:bookmarkStart w:id="142" w:name="Xac1f598518ca05fb80e7b58a9879a836c6dcb6f"/>
+    <w:bookmarkEnd w:id="144"/>
+    <w:bookmarkStart w:id="145" w:name="Xac1f598518ca05fb80e7b58a9879a836c6dcb6f"/>
     <w:p>
       <w:pPr>
         <w:pStyle w:val="Heading3"/>
@@ -16131,10 +16600,10 @@
         <w:t xml:space="preserve">This will allow a WCMP2 parser to detect additional conformance to a given Extension and validate accordingly (in addition to validating WCMP2 Core).</w:t>
       </w:r>
     </w:p>
-    <w:bookmarkEnd w:id="142"/>
-    <w:bookmarkEnd w:id="143"/>
-    <w:bookmarkEnd w:id="144"/>
-    <w:bookmarkStart w:id="145" w:name="X7704236ba72ed8cc2b9a9e238d27c640b9b6528"/>
+    <w:bookmarkEnd w:id="145"/>
+    <w:bookmarkEnd w:id="146"/>
+    <w:bookmarkEnd w:id="147"/>
+    <w:bookmarkStart w:id="148" w:name="X7704236ba72ed8cc2b9a9e238d27c640b9b6528"/>
     <w:p>
       <w:pPr>
         <w:pStyle w:val="Heading1"/>
@@ -16280,7 +16749,7 @@
         </w:tc>
       </w:tr>
     </w:tbl>
-    <w:bookmarkEnd w:id="145"/>
+    <w:bookmarkEnd w:id="148"/>
     <w:sectPr/>
   </w:body>
 </w:document>

--- a/cookbook/wis2-cookbook-DRAFT.docx
+++ b/cookbook/wis2-cookbook-DRAFT.docx
@@ -87,7 +87,7 @@
               <w:jc w:val="left"/>
             </w:pPr>
             <w:r>
-              <w:t xml:space="preserve">Version: 1.1-dev</w:t>
+              <w:t xml:space="preserve">Version: 1.1.0</w:t>
             </w:r>
           </w:p>
         </w:tc>
@@ -199,7 +199,7 @@
               <w:jc w:val="left"/>
             </w:pPr>
             <w:r>
-              <w:t xml:space="preserve">Copyright © 2025 World Meteorological Organization (WMO)</w:t>
+              <w:t xml:space="preserve">Copyright © 2025-2026 World Meteorological Organization (WMO)</w:t>
             </w:r>
           </w:p>
         </w:tc>
@@ -16687,6 +16687,63 @@
             </w:pPr>
             <w:r>
               <w:t xml:space="preserve">Approved by</w:t>
+            </w:r>
+          </w:p>
+        </w:tc>
+      </w:tr>
+      <w:tr>
+        <w:tc>
+          <w:tcPr/>
+          <w:p>
+            <w:pPr>
+              <w:jc w:val="left"/>
+            </w:pPr>
+            <w:r>
+              <w:t xml:space="preserve">June 2026</w:t>
+            </w:r>
+          </w:p>
+        </w:tc>
+        <w:tc>
+          <w:tcPr/>
+          <w:p>
+            <w:pPr>
+              <w:jc w:val="left"/>
+            </w:pPr>
+            <w:r>
+              <w:t xml:space="preserve">1.1.0</w:t>
+            </w:r>
+          </w:p>
+        </w:tc>
+        <w:tc>
+          <w:tcPr/>
+          <w:p>
+            <w:pPr>
+              <w:jc w:val="left"/>
+            </w:pPr>
+            <w:r>
+              <w:t xml:space="preserve">SC-IMT</w:t>
+            </w:r>
+          </w:p>
+        </w:tc>
+        <w:tc>
+          <w:tcPr/>
+          <w:p>
+            <w:pPr>
+              <w:jc w:val="left"/>
+            </w:pPr>
+            <w:r>
+              <w:t xml:space="preserve">Addition/update of recipes</w:t>
+            </w:r>
+          </w:p>
+        </w:tc>
+        <w:tc>
+          <w:tcPr/>
+          <w:p>
+            <w:pPr>
+              <w:jc w:val="left"/>
+            </w:pPr>
+            <w:r>
+              <w:t xml:space="preserve">SC-IMT</w:t>
             </w:r>
           </w:p>
         </w:tc>

--- a/cookbook/wis2-cookbook-DRAFT.docx
+++ b/cookbook/wis2-cookbook-DRAFT.docx
@@ -100,7 +100,7 @@
               <w:jc w:val="left"/>
             </w:pPr>
             <w:r>
-              <w:t xml:space="preserve">Document status: DRAFT</w:t>
+              <w:t xml:space="preserve">Document status: STABLE</w:t>
             </w:r>
           </w:p>
         </w:tc>
@@ -147,7 +147,7 @@
                 <w:rPr>
                   <w:rStyle w:val="Hyperlink"/>
                 </w:rPr>
-                <w:t xml:space="preserve">https://wmo-im.github.io/wis2-cookbook/cookbook/wis2-cookbook-DRAFT.html</w:t>
+                <w:t xml:space="preserve">https://wmo-im.github.io/wis2-cookbook/cookbook/latest/wis2-cookbook-STABLE.html</w:t>
               </w:r>
             </w:hyperlink>
           </w:p>

--- a/cookbook/wis2-cookbook-DRAFT.docx
+++ b/cookbook/wis2-cookbook-DRAFT.docx
@@ -87,7 +87,7 @@
               <w:jc w:val="left"/>
             </w:pPr>
             <w:r>
-              <w:t xml:space="preserve">Version: 1.1.0</w:t>
+              <w:t xml:space="preserve">Version: 1.2.dev1</w:t>
             </w:r>
           </w:p>
         </w:tc>
@@ -100,7 +100,7 @@
               <w:jc w:val="left"/>
             </w:pPr>
             <w:r>
-              <w:t xml:space="preserve">Document status: STABLE</w:t>
+              <w:t xml:space="preserve">Document status: DRAFT</w:t>
             </w:r>
           </w:p>
         </w:tc>
@@ -147,7 +147,7 @@
                 <w:rPr>
                   <w:rStyle w:val="Hyperlink"/>
                 </w:rPr>
-                <w:t xml:space="preserve">https://wmo-im.github.io/wis2-cookbook/cookbook/latest/wis2-cookbook-STABLE.html</w:t>
+                <w:t xml:space="preserve">https://wmo-im.github.io/wis2-cookbook/cookbook/wis2-cookbook-DRAFT.html</w:t>
               </w:r>
             </w:hyperlink>
           </w:p>
